--- a/fra/docx/49.content.docx
+++ b/fra/docx/49.content.docx
@@ -12692,19 +12692,7 @@
         <w:rPr>
           <w:lang w:val="fr_FR" w:bidi="fr_FR"/>
         </w:rPr>
-        <w:t xml:space="preserve">). • Paul n’encourage pas la servitude (ou l’esclavage), mais enseigne aux chrétiens sur la manière de vivre malgré tout cette réalité culturelle (pour la façon dont Paul traite la servitude, voir </w:t>
-      </w:r>
-      <w:r>
-        <w:rPr>
-          <w:lang w:val="fr_FR" w:bidi="fr_FR"/>
-        </w:rPr>
-        <w:t>Introduction à la lettre à Philémon</w:t>
-      </w:r>
-      <w:r>
-        <w:rPr>
-          <w:lang w:val="fr_FR" w:bidi="fr_FR"/>
-        </w:rPr>
-        <w:t>, « Sens et Message »).</w:t>
+        <w:t>). • Paul n’encourage pas la servitude (ou l’esclavage), mais enseigne aux chrétiens sur la manière de vivre malgré tout cette réalité culturelle (pour la façon dont Paul traite la servitude, voir Introduction à la lettre à Philémon, « Sens et Message »).</w:t>
       </w:r>
       <w:r>
         <w:rPr>
